--- a/xor.docx
+++ b/xor.docx
@@ -58,260 +58,29 @@
         <w:t>Truth table:</w:t>
       </w:r>
     </w:p>
-    <w:tbl>
-      <w:tblPr>
-        <w:tblW w:w="0" w:type="auto"/>
-        <w:tblCellSpacing w:w="15" w:type="dxa"/>
-        <w:tblCellMar>
-          <w:top w:w="15" w:type="dxa"/>
-          <w:left w:w="15" w:type="dxa"/>
-          <w:bottom w:w="15" w:type="dxa"/>
-          <w:right w:w="15" w:type="dxa"/>
-        </w:tblCellMar>
-        <w:tblLook w:val="04A0" w:firstRow="1" w:lastRow="0" w:firstColumn="1" w:lastColumn="0" w:noHBand="0" w:noVBand="1"/>
-      </w:tblPr>
-      <w:tblGrid>
-        <w:gridCol w:w="224"/>
-        <w:gridCol w:w="209"/>
-        <w:gridCol w:w="599"/>
-      </w:tblGrid>
-      <w:tr>
-        <w:trPr>
-          <w:tblHeader/>
-          <w:tblCellSpacing w:w="15" w:type="dxa"/>
-        </w:trPr>
-        <w:tc>
-          <w:tcPr>
-            <w:tcW w:w="0" w:type="auto"/>
-            <w:vAlign w:val="center"/>
-            <w:hideMark/>
-          </w:tcPr>
-          <w:p>
-            <w:pPr>
-              <w:rPr>
-                <w:b/>
-                <w:bCs/>
-              </w:rPr>
-            </w:pPr>
-            <w:r>
-              <w:rPr>
-                <w:b/>
-                <w:bCs/>
-              </w:rPr>
-              <w:t>A</w:t>
-            </w:r>
-          </w:p>
-        </w:tc>
-        <w:tc>
-          <w:tcPr>
-            <w:tcW w:w="0" w:type="auto"/>
-            <w:vAlign w:val="center"/>
-            <w:hideMark/>
-          </w:tcPr>
-          <w:p>
-            <w:pPr>
-              <w:rPr>
-                <w:b/>
-                <w:bCs/>
-              </w:rPr>
-            </w:pPr>
-            <w:r>
-              <w:rPr>
-                <w:b/>
-                <w:bCs/>
-              </w:rPr>
-              <w:t>B</w:t>
-            </w:r>
-          </w:p>
-        </w:tc>
-        <w:tc>
-          <w:tcPr>
-            <w:tcW w:w="0" w:type="auto"/>
-            <w:vAlign w:val="center"/>
-            <w:hideMark/>
-          </w:tcPr>
-          <w:p>
-            <w:pPr>
-              <w:rPr>
-                <w:b/>
-                <w:bCs/>
-              </w:rPr>
-            </w:pPr>
-            <w:r>
-              <w:rPr>
-                <w:b/>
-                <w:bCs/>
-              </w:rPr>
-              <w:t>A ^ B</w:t>
-            </w:r>
-          </w:p>
-        </w:tc>
-      </w:tr>
-      <w:tr>
-        <w:trPr>
-          <w:tblCellSpacing w:w="15" w:type="dxa"/>
-        </w:trPr>
-        <w:tc>
-          <w:tcPr>
-            <w:tcW w:w="0" w:type="auto"/>
-            <w:vAlign w:val="center"/>
-            <w:hideMark/>
-          </w:tcPr>
-          <w:p>
-            <w:r>
-              <w:t>0</w:t>
-            </w:r>
-          </w:p>
-        </w:tc>
-        <w:tc>
-          <w:tcPr>
-            <w:tcW w:w="0" w:type="auto"/>
-            <w:vAlign w:val="center"/>
-            <w:hideMark/>
-          </w:tcPr>
-          <w:p>
-            <w:r>
-              <w:t>0</w:t>
-            </w:r>
-          </w:p>
-        </w:tc>
-        <w:tc>
-          <w:tcPr>
-            <w:tcW w:w="0" w:type="auto"/>
-            <w:vAlign w:val="center"/>
-            <w:hideMark/>
-          </w:tcPr>
-          <w:p>
-            <w:r>
-              <w:t>0</w:t>
-            </w:r>
-          </w:p>
-        </w:tc>
-      </w:tr>
-      <w:tr>
-        <w:trPr>
-          <w:tblCellSpacing w:w="15" w:type="dxa"/>
-        </w:trPr>
-        <w:tc>
-          <w:tcPr>
-            <w:tcW w:w="0" w:type="auto"/>
-            <w:vAlign w:val="center"/>
-            <w:hideMark/>
-          </w:tcPr>
-          <w:p>
-            <w:r>
-              <w:t>0</w:t>
-            </w:r>
-          </w:p>
-        </w:tc>
-        <w:tc>
-          <w:tcPr>
-            <w:tcW w:w="0" w:type="auto"/>
-            <w:vAlign w:val="center"/>
-            <w:hideMark/>
-          </w:tcPr>
-          <w:p>
-            <w:r>
-              <w:t>1</w:t>
-            </w:r>
-          </w:p>
-        </w:tc>
-        <w:tc>
-          <w:tcPr>
-            <w:tcW w:w="0" w:type="auto"/>
-            <w:vAlign w:val="center"/>
-            <w:hideMark/>
-          </w:tcPr>
-          <w:p>
-            <w:r>
-              <w:t>1</w:t>
-            </w:r>
-          </w:p>
-        </w:tc>
-      </w:tr>
-      <w:tr>
-        <w:trPr>
-          <w:tblCellSpacing w:w="15" w:type="dxa"/>
-        </w:trPr>
-        <w:tc>
-          <w:tcPr>
-            <w:tcW w:w="0" w:type="auto"/>
-            <w:vAlign w:val="center"/>
-            <w:hideMark/>
-          </w:tcPr>
-          <w:p>
-            <w:r>
-              <w:t>1</w:t>
-            </w:r>
-          </w:p>
-        </w:tc>
-        <w:tc>
-          <w:tcPr>
-            <w:tcW w:w="0" w:type="auto"/>
-            <w:vAlign w:val="center"/>
-            <w:hideMark/>
-          </w:tcPr>
-          <w:p>
-            <w:r>
-              <w:t>0</w:t>
-            </w:r>
-          </w:p>
-        </w:tc>
-        <w:tc>
-          <w:tcPr>
-            <w:tcW w:w="0" w:type="auto"/>
-            <w:vAlign w:val="center"/>
-            <w:hideMark/>
-          </w:tcPr>
-          <w:p>
-            <w:r>
-              <w:t>1</w:t>
-            </w:r>
-          </w:p>
-        </w:tc>
-      </w:tr>
-      <w:tr>
-        <w:trPr>
-          <w:tblCellSpacing w:w="15" w:type="dxa"/>
-        </w:trPr>
-        <w:tc>
-          <w:tcPr>
-            <w:tcW w:w="0" w:type="auto"/>
-            <w:vAlign w:val="center"/>
-            <w:hideMark/>
-          </w:tcPr>
-          <w:p>
-            <w:r>
-              <w:t>1</w:t>
-            </w:r>
-          </w:p>
-        </w:tc>
-        <w:tc>
-          <w:tcPr>
-            <w:tcW w:w="0" w:type="auto"/>
-            <w:vAlign w:val="center"/>
-            <w:hideMark/>
-          </w:tcPr>
-          <w:p>
-            <w:r>
-              <w:t>1</w:t>
-            </w:r>
-          </w:p>
-        </w:tc>
-        <w:tc>
-          <w:tcPr>
-            <w:tcW w:w="0" w:type="auto"/>
-            <w:vAlign w:val="center"/>
-            <w:hideMark/>
-          </w:tcPr>
-          <w:p>
-            <w:r>
-              <w:t>0</w:t>
-            </w:r>
-          </w:p>
-        </w:tc>
-      </w:tr>
-    </w:tbl>
+    <w:p>
+      <w:r>
+        <w:t>A =</w:t>
+      </w:r>
+      <w:r>
+        <w:tab/>
+        <w:t xml:space="preserve"> 0011</w:t>
+      </w:r>
+    </w:p>
+    <w:p>
+      <w:r>
+        <w:t xml:space="preserve">B = </w:t>
+      </w:r>
+      <w:r>
+        <w:tab/>
+        <w:t>0101</w:t>
+      </w:r>
+    </w:p>
+    <w:p>
+      <w:r>
+        <w:t>A^B =   0110</w:t>
+      </w:r>
+    </w:p>
     <w:p>
       <w:r>
         <w:t>So:</w:t>
@@ -342,7 +111,7 @@
     <w:p>
       <w:r>
         <w:pict w14:anchorId="1ECF05FB">
-          <v:rect id="_x0000_i1103" style="width:0;height:1.5pt" o:hralign="center" o:hrstd="t" o:hr="t" fillcolor="#a0a0a0" stroked="f"/>
+          <v:rect id="_x0000_i1025" style="width:0;height:1.5pt" o:hralign="center" o:hrstd="t" o:hr="t" fillcolor="#a0a0a0" stroked="f"/>
         </w:pict>
       </w:r>
     </w:p>
@@ -403,29 +172,29 @@
     </w:p>
     <w:p>
       <w:r>
+        <w:t>110</w:t>
+      </w:r>
+    </w:p>
+    <w:p>
+      <w:r>
+        <w:t>110 in decimal = 6</w:t>
+      </w:r>
+    </w:p>
+    <w:p>
+      <w:r>
+        <w:t>So:</w:t>
+      </w:r>
+    </w:p>
+    <w:p>
+      <w:r>
         <w:lastRenderedPageBreak/>
-        <w:t>110</w:t>
-      </w:r>
-    </w:p>
-    <w:p>
-      <w:r>
-        <w:t>110 in decimal = 6</w:t>
-      </w:r>
-    </w:p>
-    <w:p>
-      <w:r>
-        <w:t>So:</w:t>
-      </w:r>
-    </w:p>
-    <w:p>
-      <w:r>
         <w:t>5 ^ 3 = 6</w:t>
       </w:r>
     </w:p>
     <w:p>
       <w:r>
         <w:pict w14:anchorId="072528B5">
-          <v:rect id="_x0000_i1104" style="width:0;height:1.5pt" o:hralign="center" o:hrstd="t" o:hr="t" fillcolor="#a0a0a0" stroked="f"/>
+          <v:rect id="_x0000_i1026" style="width:0;height:1.5pt" o:hralign="center" o:hrstd="t" o:hr="t" fillcolor="#a0a0a0" stroked="f"/>
         </w:pict>
       </w:r>
     </w:p>
@@ -510,7 +279,7 @@
     <w:p>
       <w:r>
         <w:pict w14:anchorId="379755E9">
-          <v:rect id="_x0000_i1105" style="width:0;height:1.5pt" o:hralign="center" o:hrstd="t" o:hr="t" fillcolor="#a0a0a0" stroked="f"/>
+          <v:rect id="_x0000_i1027" style="width:0;height:1.5pt" o:hralign="center" o:hrstd="t" o:hr="t" fillcolor="#a0a0a0" stroked="f"/>
         </w:pict>
       </w:r>
     </w:p>
@@ -588,7 +357,7 @@
     <w:p>
       <w:r>
         <w:pict w14:anchorId="43C7A14A">
-          <v:rect id="_x0000_i1106" style="width:0;height:1.5pt" o:hralign="center" o:hrstd="t" o:hr="t" fillcolor="#a0a0a0" stroked="f"/>
+          <v:rect id="_x0000_i1028" style="width:0;height:1.5pt" o:hralign="center" o:hrstd="t" o:hr="t" fillcolor="#a0a0a0" stroked="f"/>
         </w:pict>
       </w:r>
     </w:p>
@@ -604,19 +373,51 @@
           <w:b/>
           <w:bCs/>
         </w:rPr>
+        <w:t>2. Any number XOR 0 = same number</w:t>
+      </w:r>
+    </w:p>
+    <w:p>
+      <w:r>
+        <w:t>7 ^ 0 = 7</w:t>
+      </w:r>
+    </w:p>
+    <w:p>
+      <w:r>
+        <w:pict w14:anchorId="5C835EF6">
+          <v:rect id="_x0000_i1029" style="width:0;height:1.5pt" o:hralign="center" o:hrstd="t" o:hr="t" fillcolor="#a0a0a0" stroked="f"/>
+        </w:pict>
+      </w:r>
+    </w:p>
+    <w:p>
+      <w:pPr>
+        <w:rPr>
+          <w:b/>
+          <w:bCs/>
+        </w:rPr>
+      </w:pPr>
+      <w:r>
+        <w:rPr>
+          <w:b/>
+          <w:bCs/>
+        </w:rPr>
         <w:lastRenderedPageBreak/>
-        <w:t>2. Any number XOR 0 = same number</w:t>
-      </w:r>
-    </w:p>
-    <w:p>
-      <w:r>
-        <w:t>7 ^ 0 = 7</w:t>
-      </w:r>
-    </w:p>
-    <w:p>
-      <w:r>
-        <w:pict w14:anchorId="5C835EF6">
-          <v:rect id="_x0000_i1107" style="width:0;height:1.5pt" o:hralign="center" o:hrstd="t" o:hr="t" fillcolor="#a0a0a0" stroked="f"/>
+        <w:t>3. XOR is commutative</w:t>
+      </w:r>
+    </w:p>
+    <w:p>
+      <w:r>
+        <w:t>a ^ b == b ^ a</w:t>
+      </w:r>
+    </w:p>
+    <w:p>
+      <w:r>
+        <w:t>Order doesn’t matter.</w:t>
+      </w:r>
+    </w:p>
+    <w:p>
+      <w:r>
+        <w:pict w14:anchorId="36DEDD5B">
+          <v:rect id="_x0000_i1030" style="width:0;height:1.5pt" o:hralign="center" o:hrstd="t" o:hr="t" fillcolor="#a0a0a0" stroked="f"/>
         </w:pict>
       </w:r>
     </w:p>
@@ -632,23 +433,23 @@
           <w:b/>
           <w:bCs/>
         </w:rPr>
-        <w:t>3. XOR is commutative</w:t>
-      </w:r>
-    </w:p>
-    <w:p>
-      <w:r>
-        <w:t>a ^ b == b ^ a</w:t>
-      </w:r>
-    </w:p>
-    <w:p>
-      <w:r>
-        <w:t>Order doesn’t matter.</w:t>
-      </w:r>
-    </w:p>
-    <w:p>
-      <w:r>
-        <w:pict w14:anchorId="36DEDD5B">
-          <v:rect id="_x0000_i1108" style="width:0;height:1.5pt" o:hralign="center" o:hrstd="t" o:hr="t" fillcolor="#a0a0a0" stroked="f"/>
+        <w:t>4. XOR is associative</w:t>
+      </w:r>
+    </w:p>
+    <w:p>
+      <w:r>
+        <w:t>(a ^ b) ^ c == a ^ (b ^ c)</w:t>
+      </w:r>
+    </w:p>
+    <w:p>
+      <w:r>
+        <w:t>This makes chaining possible.</w:t>
+      </w:r>
+    </w:p>
+    <w:p>
+      <w:r>
+        <w:pict w14:anchorId="1EDECBAB">
+          <v:rect id="_x0000_i1031" style="width:0;height:1.5pt" o:hralign="center" o:hrstd="t" o:hr="t" fillcolor="#a0a0a0" stroked="f"/>
         </w:pict>
       </w:r>
     </w:p>
@@ -664,23 +465,48 @@
           <w:b/>
           <w:bCs/>
         </w:rPr>
-        <w:t>4. XOR is associative</w:t>
-      </w:r>
-    </w:p>
-    <w:p>
-      <w:r>
-        <w:t>(a ^ b) ^ c == a ^ (b ^ c)</w:t>
-      </w:r>
-    </w:p>
-    <w:p>
-      <w:r>
-        <w:t>This makes chaining possible.</w:t>
-      </w:r>
-    </w:p>
-    <w:p>
-      <w:r>
-        <w:pict w14:anchorId="1EDECBAB">
-          <v:rect id="_x0000_i1109" style="width:0;height:1.5pt" o:hralign="center" o:hrstd="t" o:hr="t" fillcolor="#a0a0a0" stroked="f"/>
+        <w:t>Most Famous XOR Use Case</w:t>
+      </w:r>
+    </w:p>
+    <w:p>
+      <w:pPr>
+        <w:rPr>
+          <w:b/>
+          <w:bCs/>
+        </w:rPr>
+      </w:pPr>
+      <w:r>
+        <w:rPr>
+          <w:b/>
+          <w:bCs/>
+        </w:rPr>
+        <w:t>Find the single number</w:t>
+      </w:r>
+    </w:p>
+    <w:p>
+      <w:r>
+        <w:t>Problem:</w:t>
+      </w:r>
+    </w:p>
+    <w:p>
+      <w:r>
+        <w:t>[2, 1, 4, 1, 2]</w:t>
+      </w:r>
+    </w:p>
+    <w:p>
+      <w:r>
+        <w:t>Every number appears twice except one.</w:t>
+      </w:r>
+    </w:p>
+    <w:p>
+      <w:r>
+        <w:t>Find it.</w:t>
+      </w:r>
+    </w:p>
+    <w:p>
+      <w:r>
+        <w:pict w14:anchorId="64383044">
+          <v:rect id="_x0000_i1032" style="width:0;height:1.5pt" o:hralign="center" o:hrstd="t" o:hr="t" fillcolor="#a0a0a0" stroked="f"/>
         </w:pict>
       </w:r>
     </w:p>
@@ -696,63 +522,6 @@
           <w:b/>
           <w:bCs/>
         </w:rPr>
-        <w:t>Most Famous XOR Use Case</w:t>
-      </w:r>
-    </w:p>
-    <w:p>
-      <w:pPr>
-        <w:rPr>
-          <w:b/>
-          <w:bCs/>
-        </w:rPr>
-      </w:pPr>
-      <w:r>
-        <w:rPr>
-          <w:b/>
-          <w:bCs/>
-        </w:rPr>
-        <w:t>Find the single number</w:t>
-      </w:r>
-    </w:p>
-    <w:p>
-      <w:r>
-        <w:t>Problem:</w:t>
-      </w:r>
-    </w:p>
-    <w:p>
-      <w:r>
-        <w:t>[2, 1, 4, 1, 2]</w:t>
-      </w:r>
-    </w:p>
-    <w:p>
-      <w:r>
-        <w:t>Every number appears twice except one.</w:t>
-      </w:r>
-    </w:p>
-    <w:p>
-      <w:r>
-        <w:t>Find it.</w:t>
-      </w:r>
-    </w:p>
-    <w:p>
-      <w:r>
-        <w:pict w14:anchorId="64383044">
-          <v:rect id="_x0000_i1110" style="width:0;height:1.5pt" o:hralign="center" o:hrstd="t" o:hr="t" fillcolor="#a0a0a0" stroked="f"/>
-        </w:pict>
-      </w:r>
-    </w:p>
-    <w:p>
-      <w:pPr>
-        <w:rPr>
-          <w:b/>
-          <w:bCs/>
-        </w:rPr>
-      </w:pPr>
-      <w:r>
-        <w:rPr>
-          <w:b/>
-          <w:bCs/>
-        </w:rPr>
         <w:t>XOR Trick</w:t>
       </w:r>
     </w:p>
@@ -835,30 +604,30 @@
     </w:p>
     <w:p>
       <w:r>
+        <w:t>= 0 ^ 0 ^ 4</w:t>
+      </w:r>
+    </w:p>
+    <w:p>
+      <w:r>
+        <w:t>= 4</w:t>
+      </w:r>
+    </w:p>
+    <w:p>
+      <w:r>
+        <w:t xml:space="preserve">Duplicates vaporize into zero like binary smoke </w:t>
+      </w:r>
+      <w:r>
+        <w:rPr>
+          <w:rFonts w:ascii="Segoe UI Emoji" w:hAnsi="Segoe UI Emoji" w:cs="Segoe UI Emoji"/>
+        </w:rPr>
+        <w:t>💨</w:t>
+      </w:r>
+    </w:p>
+    <w:p>
+      <w:r>
         <w:lastRenderedPageBreak/>
-        <w:t>= 0 ^ 0 ^ 4</w:t>
-      </w:r>
-    </w:p>
-    <w:p>
-      <w:r>
-        <w:t>= 4</w:t>
-      </w:r>
-    </w:p>
-    <w:p>
-      <w:r>
-        <w:t xml:space="preserve">Duplicates vaporize into zero like binary smoke </w:t>
-      </w:r>
-      <w:r>
-        <w:rPr>
-          <w:rFonts w:ascii="Segoe UI Emoji" w:hAnsi="Segoe UI Emoji" w:cs="Segoe UI Emoji"/>
-        </w:rPr>
-        <w:t>💨</w:t>
-      </w:r>
-    </w:p>
-    <w:p>
-      <w:r>
         <w:pict w14:anchorId="5AA0960A">
-          <v:rect id="_x0000_i1111" style="width:0;height:1.5pt" o:hralign="center" o:hrstd="t" o:hr="t" fillcolor="#a0a0a0" stroked="f"/>
+          <v:rect id="_x0000_i1033" style="width:0;height:1.5pt" o:hralign="center" o:hrstd="t" o:hr="t" fillcolor="#a0a0a0" stroked="f"/>
         </w:pict>
       </w:r>
     </w:p>
@@ -939,7 +708,7 @@
     <w:p>
       <w:r>
         <w:pict w14:anchorId="5DA8E8B4">
-          <v:rect id="_x0000_i1112" style="width:0;height:1.5pt" o:hralign="center" o:hrstd="t" o:hr="t" fillcolor="#a0a0a0" stroked="f"/>
+          <v:rect id="_x0000_i1034" style="width:0;height:1.5pt" o:hralign="center" o:hrstd="t" o:hr="t" fillcolor="#a0a0a0" stroked="f"/>
         </w:pict>
       </w:r>
     </w:p>
@@ -1036,34 +805,34 @@
     </w:p>
     <w:p>
       <w:r>
+        <w:t>1000</w:t>
+      </w:r>
+    </w:p>
+    <w:p>
+      <w:r>
+        <w:t>Result = 8</w:t>
+      </w:r>
+    </w:p>
+    <w:p>
+      <w:r>
+        <w:pict w14:anchorId="33F430E3">
+          <v:rect id="_x0000_i1035" style="width:0;height:1.5pt" o:hralign="center" o:hrstd="t" o:hr="t" fillcolor="#a0a0a0" stroked="f"/>
+        </w:pict>
+      </w:r>
+    </w:p>
+    <w:p>
+      <w:pPr>
+        <w:rPr>
+          <w:b/>
+          <w:bCs/>
+        </w:rPr>
+      </w:pPr>
+      <w:r>
+        <w:rPr>
+          <w:b/>
+          <w:bCs/>
+        </w:rPr>
         <w:lastRenderedPageBreak/>
-        <w:t>1000</w:t>
-      </w:r>
-    </w:p>
-    <w:p>
-      <w:r>
-        <w:t>Result = 8</w:t>
-      </w:r>
-    </w:p>
-    <w:p>
-      <w:r>
-        <w:pict w14:anchorId="33F430E3">
-          <v:rect id="_x0000_i1113" style="width:0;height:1.5pt" o:hralign="center" o:hrstd="t" o:hr="t" fillcolor="#a0a0a0" stroked="f"/>
-        </w:pict>
-      </w:r>
-    </w:p>
-    <w:p>
-      <w:pPr>
-        <w:rPr>
-          <w:b/>
-          <w:bCs/>
-        </w:rPr>
-      </w:pPr>
-      <w:r>
-        <w:rPr>
-          <w:b/>
-          <w:bCs/>
-        </w:rPr>
         <w:t>XOR Pattern Recognition</w:t>
       </w:r>
     </w:p>
@@ -1152,7 +921,7 @@
     <w:p>
       <w:r>
         <w:pict w14:anchorId="3A0432BB">
-          <v:rect id="_x0000_i1114" style="width:0;height:1.5pt" o:hralign="center" o:hrstd="t" o:hr="t" fillcolor="#a0a0a0" stroked="f"/>
+          <v:rect id="_x0000_i1036" style="width:0;height:1.5pt" o:hralign="center" o:hrstd="t" o:hr="t" fillcolor="#a0a0a0" stroked="f"/>
         </w:pict>
       </w:r>
     </w:p>
@@ -1209,7 +978,7 @@
     <w:p>
       <w:r>
         <w:pict w14:anchorId="4E1B0799">
-          <v:rect id="_x0000_i1115" style="width:0;height:1.5pt" o:hralign="center" o:hrstd="t" o:hr="t" fillcolor="#a0a0a0" stroked="f"/>
+          <v:rect id="_x0000_i1037" style="width:0;height:1.5pt" o:hralign="center" o:hrstd="t" o:hr="t" fillcolor="#a0a0a0" stroked="f"/>
         </w:pict>
       </w:r>
     </w:p>
@@ -1273,7 +1042,6 @@
         </w:numPr>
       </w:pPr>
       <w:r>
-        <w:lastRenderedPageBreak/>
         <w:t>XOR interview problems</w:t>
       </w:r>
     </w:p>
@@ -1307,6 +1075,7 @@
         </w:numPr>
       </w:pPr>
       <w:r>
+        <w:lastRenderedPageBreak/>
         <w:t xml:space="preserve">Why XOR swap </w:t>
       </w:r>
       <w:proofErr w:type="gramStart"/>
@@ -2412,6 +2181,7 @@
   <w:style w:type="character" w:default="1" w:styleId="DefaultParagraphFont">
     <w:name w:val="Default Paragraph Font"/>
     <w:uiPriority w:val="1"/>
+    <w:semiHidden/>
     <w:unhideWhenUsed/>
   </w:style>
   <w:style w:type="table" w:default="1" w:styleId="TableNormal">

--- a/xor.docx
+++ b/xor.docx
@@ -449,9 +449,56 @@
     <w:p>
       <w:r>
         <w:pict w14:anchorId="1EDECBAB">
-          <v:rect id="_x0000_i1031" style="width:0;height:1.5pt" o:hralign="center" o:hrstd="t" o:hr="t" fillcolor="#a0a0a0" stroked="f"/>
+          <v:rect id="_x0000_i1040" style="width:0;height:1.5pt" o:hralign="center" o:bullet="t" o:hrstd="t" o:hr="t" fillcolor="#a0a0a0" stroked="f"/>
         </w:pict>
       </w:r>
+    </w:p>
+    <w:p>
+      <w:pPr>
+        <w:pBdr>
+          <w:bottom w:val="single" w:sz="6" w:space="1" w:color="auto"/>
+        </w:pBdr>
+        <w:rPr>
+          <w:b/>
+          <w:bCs/>
+        </w:rPr>
+      </w:pPr>
+      <w:r>
+        <w:rPr>
+          <w:b/>
+          <w:bCs/>
+        </w:rPr>
+        <w:t>5.</w:t>
+      </w:r>
+      <w:r>
+        <w:t xml:space="preserve"> </w:t>
+      </w:r>
+      <w:r>
+        <w:rPr>
+          <w:b/>
+          <w:bCs/>
+        </w:rPr>
+        <w:t>if  A^B = K then A^K=B and K^B = A</w:t>
+      </w:r>
+    </w:p>
+    <w:p>
+      <w:pPr>
+        <w:pBdr>
+          <w:bottom w:val="single" w:sz="6" w:space="1" w:color="auto"/>
+        </w:pBdr>
+        <w:rPr>
+          <w:b/>
+          <w:bCs/>
+        </w:rPr>
+      </w:pPr>
+    </w:p>
+    <w:p>
+      <w:pPr>
+        <w:rPr>
+          <w:b/>
+          <w:bCs/>
+        </w:rPr>
+      </w:pPr>
     </w:p>
     <w:p>
       <w:pPr>
@@ -604,6 +651,7 @@
     </w:p>
     <w:p>
       <w:r>
+        <w:lastRenderedPageBreak/>
         <w:t>= 0 ^ 0 ^ 4</w:t>
       </w:r>
     </w:p>
@@ -625,7 +673,6 @@
     </w:p>
     <w:p>
       <w:r>
-        <w:lastRenderedPageBreak/>
         <w:pict w14:anchorId="5AA0960A">
           <v:rect id="_x0000_i1033" style="width:0;height:1.5pt" o:hralign="center" o:hrstd="t" o:hr="t" fillcolor="#a0a0a0" stroked="f"/>
         </w:pict>
@@ -805,6 +852,7 @@
     </w:p>
     <w:p>
       <w:r>
+        <w:lastRenderedPageBreak/>
         <w:t>1000</w:t>
       </w:r>
     </w:p>
@@ -832,7 +880,6 @@
           <w:b/>
           <w:bCs/>
         </w:rPr>
-        <w:lastRenderedPageBreak/>
         <w:t>XOR Pattern Recognition</w:t>
       </w:r>
     </w:p>
@@ -1042,6 +1089,7 @@
         </w:numPr>
       </w:pPr>
       <w:r>
+        <w:lastRenderedPageBreak/>
         <w:t>XOR interview problems</w:t>
       </w:r>
     </w:p>
@@ -1075,7 +1123,6 @@
         </w:numPr>
       </w:pPr>
       <w:r>
-        <w:lastRenderedPageBreak/>
         <w:t xml:space="preserve">Why XOR swap </w:t>
       </w:r>
       <w:proofErr w:type="gramStart"/>
@@ -1119,6 +1166,11 @@
 
 <file path=word/numbering.xml><?xml version="1.0" encoding="utf-8"?>
 <w:numbering xmlns:wpc="http://schemas.microsoft.com/office/word/2010/wordprocessingCanvas" xmlns:cx="http://schemas.microsoft.com/office/drawing/2014/chartex" xmlns:cx1="http://schemas.microsoft.com/office/drawing/2015/9/8/chartex" xmlns:cx2="http://schemas.microsoft.com/office/drawing/2015/10/21/chartex" xmlns:cx3="http://schemas.microsoft.com/office/drawing/2016/5/9/chartex" xmlns:cx4="http://schemas.microsoft.com/office/drawing/2016/5/10/chartex" xmlns:cx5="http://schemas.microsoft.com/office/drawing/2016/5/11/chartex" xmlns:cx6="http://schemas.microsoft.com/office/drawing/2016/5/12/chartex" xmlns:cx7="http://schemas.microsoft.com/office/drawing/2016/5/13/chartex" xmlns:cx8="http://schemas.microsoft.com/office/drawing/2016/5/14/chartex" xmlns:mc="http://schemas.openxmlformats.org/markup-compatibility/2006" xmlns:aink="http://schemas.microsoft.com/office/drawing/2016/ink" xmlns:am3d="http://schemas.microsoft.com/office/drawing/2017/model3d" xmlns:o="urn:schemas-microsoft-com:office:office" xmlns:oel="http://schemas.microsoft.com/office/2019/extlst" xmlns:r="http://schemas.openxmlformats.org/officeDocument/2006/relationships" xmlns:m="http://schemas.openxmlformats.org/officeDocument/2006/math" xmlns:v="urn:schemas-microsoft-com:vml" xmlns:wp14="http://schemas.microsoft.com/office/word/2010/wordprocessingDrawing" xmlns:wp="http://schemas.openxmlformats.org/drawingml/2006/wordprocessingDrawing" xmlns:w10="urn:schemas-microsoft-com:office:word" xmlns:w="http://schemas.openxmlformats.org/wordprocessingml/2006/main" xmlns:w14="http://schemas.microsoft.com/office/word/2010/wordml" xmlns:w15="http://schemas.microsoft.com/office/word/2012/wordml" xmlns:w16cex="http://schemas.microsoft.com/office/word/2018/wordml/cex" xmlns:w16cid="http://schemas.microsoft.com/office/word/2016/wordml/cid" xmlns:w16="http://schemas.microsoft.com/office/word/2018/wordml" xmlns:w16du="http://schemas.microsoft.com/office/word/2023/wordml/word16du" xmlns:w16sdtdh="http://schemas.microsoft.com/office/word/2020/wordml/sdtdatahash" xmlns:w16sdtfl="http://schemas.microsoft.com/office/word/2024/wordml/sdtformatlock" xmlns:w16se="http://schemas.microsoft.com/office/word/2015/wordml/symex" xmlns:wpg="http://schemas.microsoft.com/office/word/2010/wordprocessingGroup" xmlns:wpi="http://schemas.microsoft.com/office/word/2010/wordprocessingInk" xmlns:wne="http://schemas.microsoft.com/office/word/2006/wordml" xmlns:wps="http://schemas.microsoft.com/office/word/2010/wordprocessingShape" mc:Ignorable="w14 w15 w16se w16cid w16 w16cex w16sdtdh w16sdtfl w16du wp14">
+  <w:numPicBullet w:numPicBulletId="0">
+    <w:pict>
+      <v:rect id="_x0000_i1025" style="width:0;height:1.5pt" o:hralign="center" o:bullet="t" o:hrstd="t" o:hr="t" fillcolor="#a0a0a0" stroked="f"/>
+    </w:pict>
+  </w:numPicBullet>
   <w:abstractNum w:abstractNumId="0" w15:restartNumberingAfterBreak="0">
     <w:nsid w:val="21F027D3"/>
     <w:multiLevelType w:val="multilevel"/>
